--- a/ocm_progress_report.docx
+++ b/ocm_progress_report.docx
@@ -2,32 +2,6 @@
 <file path=word/document.xml><?xml version="1.0" encoding="utf-8"?>
 <w:document xmlns:w="http://schemas.openxmlformats.org/wordprocessingml/2006/main" xmlns:m="http://schemas.openxmlformats.org/officeDocument/2006/math" xmlns:r="http://schemas.openxmlformats.org/officeDocument/2006/relationships" xmlns:o="urn:schemas-microsoft-com:office:office" xmlns:v="urn:schemas-microsoft-com:vml" xmlns:w10="urn:schemas-microsoft-com:office:word" xmlns:a="http://schemas.openxmlformats.org/drawingml/2006/main" xmlns:pic="http://schemas.openxmlformats.org/drawingml/2006/picture" xmlns:wp="http://schemas.openxmlformats.org/drawingml/2006/wordprocessingDrawing">
   <w:body>
-    <w:sdt>
-      <w:sdtPr>
-        <w:docPartObj>
-          <w:docPartGallery w:val="Table of Contents"/>
-          <w:docPartUnique/>
-        </w:docPartObj>
-      </w:sdtPr>
-      <w:sdtContent>
-        <w:p>
-          <w:pPr>
-            <w:pStyle w:val="TOCHeading"/>
-          </w:pPr>
-          <w:r>
-            <w:t xml:space="preserve">Table of Contents</w:t>
-          </w:r>
-        </w:p>
-        <w:p>
-          <w:r>
-            <w:fldChar w:fldCharType="begin" w:dirty="true"/>
-            <w:instrText xml:space="preserve">TOC \o "1-2" \h \z \u</w:instrText>
-            <w:fldChar w:fldCharType="separate"/>
-            <w:fldChar w:fldCharType="end"/>
-          </w:r>
-        </w:p>
-      </w:sdtContent>
-    </w:sdt>
     <w:bookmarkStart w:id="24" w:name="ocm-project-progress-report"/>
     <w:p>
       <w:pPr>
@@ -2010,7 +1984,7 @@
         <w:t xml:space="preserve"> </w:t>
       </w:r>
       <w:r>
-        <w:t xml:space="preserve">About 27 reaction conditions are not recorded as features. They cause 18% of the yield variance that no model can currently explain. Getting them would help more than any modelling change.</w:t>
+        <w:t xml:space="preserve">Each catalyst is run at 5 temperatures under about 27 reaction-condition settings each. That is 135 runs per catalyst, and it matches the number Prof. Taniike quotes. We can see the structure in the row counts: 15 catalysts hold exactly 135 rows, and every one of them splits as exactly 27 rows at each of the 5 temperatures. But the file does not record what those 27 settings are. Because they are missing, 19.9% of the yield variance cannot be explained by composition and temperature alone. This is not noise. It is real chemistry we simply cannot see. Getting those columns would help more than any modelling change.</w:t>
       </w:r>
     </w:p>
     <w:p>

--- a/ocm_progress_report.docx
+++ b/ocm_progress_report.docx
@@ -959,11 +959,102 @@
         </w:rPr>
         <w:t xml:space="preserve">How many catalysts of a new family must we measure before the model can predict it?</w:t>
       </w:r>
-      <w:r>
-        <w:t xml:space="preserve"> </w:t>
-      </w:r>
-      <w:r>
-        <w:t xml:space="preserve">Our answer: about 10 for Ba, and none for La, Ti, Zr and Ce. Those four are already predictable from neighbouring chemistry.</w:t>
+    </w:p>
+    <w:p>
+      <w:pPr>
+        <w:pStyle w:val="BodyText"/>
+      </w:pPr>
+      <w:r>
+        <w:t xml:space="preserve">The answer depends on how you define</w:t>
+      </w:r>
+      <w:r>
+        <w:t xml:space="preserve"> </w:t>
+      </w:r>
+      <w:r>
+        <w:t xml:space="preserve">“predictable enough”</w:t>
+      </w:r>
+      <w:r>
+        <w:t xml:space="preserve">, and the two sensible definitions differ by a factor of five. For Ba the curve runs 0.509 with no Ba in training, 0.565 after 10 Ba catalysts, 0.616 after 25, 0.651 after 50, and 0.683 with all 204.</w:t>
+      </w:r>
+    </w:p>
+    <w:p>
+      <w:pPr>
+        <w:pStyle w:val="BodyText"/>
+      </w:pPr>
+      <w:r>
+        <w:t xml:space="preserve">Our stored number,</w:t>
+      </w:r>
+      <w:r>
+        <w:t xml:space="preserve"> </w:t>
+      </w:r>
+      <w:r>
+        <w:rPr>
+          <w:b/>
+          <w:bCs/>
+        </w:rPr>
+        <w:t xml:space="preserve">10</w:t>
+      </w:r>
+      <w:r>
+        <w:t xml:space="preserve">, comes from asking when the model reaches 80% of its</w:t>
+      </w:r>
+      <w:r>
+        <w:t xml:space="preserve"> </w:t>
+      </w:r>
+      <w:r>
+        <w:rPr>
+          <w:i/>
+          <w:iCs/>
+        </w:rPr>
+        <w:t xml:space="preserve">final score</w:t>
+      </w:r>
+      <w:r>
+        <w:t xml:space="preserve">. But Ba already reaches 0.509 having seen no Ba at all, so that bar is nearly cleared by seeing nothing. If we instead ask when the model captures 80% of the</w:t>
+      </w:r>
+      <w:r>
+        <w:t xml:space="preserve"> </w:t>
+      </w:r>
+      <w:r>
+        <w:rPr>
+          <w:i/>
+          <w:iCs/>
+        </w:rPr>
+        <w:t xml:space="preserve">improvement</w:t>
+      </w:r>
+      <w:r>
+        <w:t xml:space="preserve"> </w:t>
+      </w:r>
+      <w:r>
+        <w:t xml:space="preserve">that seeing Ba brings, the answer is about</w:t>
+      </w:r>
+      <w:r>
+        <w:t xml:space="preserve"> </w:t>
+      </w:r>
+      <w:r>
+        <w:rPr>
+          <w:b/>
+          <w:bCs/>
+        </w:rPr>
+        <w:t xml:space="preserve">50</w:t>
+      </w:r>
+      <w:r>
+        <w:t xml:space="preserve">. We now think 50 is the more honest figure, and we report both.</w:t>
+      </w:r>
+    </w:p>
+    <w:p>
+      <w:pPr>
+        <w:pStyle w:val="BodyText"/>
+      </w:pPr>
+      <w:r>
+        <w:t xml:space="preserve">The same caution applies to La, Ti, Zr and Ce, where our stored answer is</w:t>
+      </w:r>
+      <w:r>
+        <w:t xml:space="preserve"> </w:t>
+      </w:r>
+      <w:r>
+        <w:t xml:space="preserve">“none needed”</w:t>
+      </w:r>
+      <w:r>
+        <w:t xml:space="preserve">. That says more about how lenient the first definition is than about those families.</w:t>
       </w:r>
     </w:p>
     <w:bookmarkEnd w:id="13"/>
@@ -1034,9 +1125,10 @@
         <w:tblLook w:firstRow="1" w:lastRow="0" w:firstColumn="0" w:lastColumn="0" w:noHBand="0" w:noVBand="0" w:val="0020"/>
       </w:tblPr>
       <w:tblGrid>
-        <w:gridCol w:w="2640"/>
-        <w:gridCol w:w="2640"/>
-        <w:gridCol w:w="2640"/>
+        <w:gridCol w:w="1980"/>
+        <w:gridCol w:w="1980"/>
+        <w:gridCol w:w="1980"/>
+        <w:gridCol w:w="1980"/>
       </w:tblGrid>
       <w:tr>
         <w:trPr>
@@ -1060,7 +1152,7 @@
               <w:pStyle w:val="Compact"/>
             </w:pPr>
             <w:r>
-              <w:t xml:space="preserve">Value</w:t>
+              <w:t xml:space="preserve">All 917 catalysts</w:t>
             </w:r>
           </w:p>
         </w:tc>
@@ -1072,6 +1164,17 @@
             </w:pPr>
             <w:r>
               <w:t xml:space="preserve">95% range</w:t>
+            </w:r>
+          </w:p>
+        </w:tc>
+        <w:tc>
+          <w:tcPr/>
+          <w:p>
+            <w:pPr>
+              <w:pStyle w:val="Compact"/>
+            </w:pPr>
+            <w:r>
+              <w:t xml:space="preserve">Equal-effort set (771)</w:t>
             </w:r>
           </w:p>
         </w:tc>
@@ -1110,6 +1213,21 @@
             </w:r>
           </w:p>
         </w:tc>
+        <w:tc>
+          <w:tcPr/>
+          <w:p>
+            <w:pPr>
+              <w:pStyle w:val="Compact"/>
+            </w:pPr>
+            <w:r>
+              <w:rPr>
+                <w:b/>
+                <w:bCs/>
+              </w:rPr>
+              <w:t xml:space="preserve">0.724</w:t>
+            </w:r>
+          </w:p>
+        </w:tc>
       </w:tr>
       <w:tr>
         <w:tc>
@@ -1145,6 +1263,21 @@
             </w:r>
           </w:p>
         </w:tc>
+        <w:tc>
+          <w:tcPr/>
+          <w:p>
+            <w:pPr>
+              <w:pStyle w:val="Compact"/>
+            </w:pPr>
+            <w:r>
+              <w:rPr>
+                <w:b/>
+                <w:bCs/>
+              </w:rPr>
+              <w:t xml:space="preserve">3.77×</w:t>
+            </w:r>
+          </w:p>
+        </w:tc>
       </w:tr>
       <w:tr>
         <w:tc>
@@ -1180,6 +1313,17 @@
             </w:r>
           </w:p>
         </w:tc>
+        <w:tc>
+          <w:tcPr/>
+          <w:p>
+            <w:pPr>
+              <w:pStyle w:val="Compact"/>
+            </w:pPr>
+            <w:r>
+              <w:t xml:space="preserve">0.35</w:t>
+            </w:r>
+          </w:p>
+        </w:tc>
       </w:tr>
     </w:tbl>
     <w:p>
@@ -1188,6 +1332,209 @@
       </w:pPr>
       <w:r>
         <w:t xml:space="preserve">We report ranges, not single numbers. The ranges are wide, and we say so.</w:t>
+      </w:r>
+    </w:p>
+    <w:p>
+      <w:pPr>
+        <w:pStyle w:val="BodyText"/>
+      </w:pPr>
+      <w:r>
+        <w:rPr>
+          <w:b/>
+          <w:bCs/>
+        </w:rPr>
+        <w:t xml:space="preserve">The last column is new, and it lowers our own score.</w:t>
+      </w:r>
+      <w:r>
+        <w:t xml:space="preserve"> </w:t>
+      </w:r>
+      <w:r>
+        <w:t xml:space="preserve">The lab did not run every catalyst equally.</w:t>
+      </w:r>
+      <w:r>
+        <w:t xml:space="preserve"> </w:t>
+      </w:r>
+      <w:r>
+        <w:t xml:space="preserve">Catalysts that were tested more thoroughly also tend to look better. So part of our score could be a</w:t>
+      </w:r>
+      <w:r>
+        <w:t xml:space="preserve"> </w:t>
+      </w:r>
+      <w:r>
+        <w:t xml:space="preserve">record of which experiments the lab decided to finish, rather than chemistry. We checked how much.</w:t>
+      </w:r>
+    </w:p>
+    <w:p>
+      <w:pPr>
+        <w:pStyle w:val="BodyText"/>
+      </w:pPr>
+      <w:r>
+        <w:t xml:space="preserve">The</w:t>
+      </w:r>
+      <w:r>
+        <w:t xml:space="preserve"> </w:t>
+      </w:r>
+      <w:r>
+        <w:t xml:space="preserve">“equal-effort set”</w:t>
+      </w:r>
+      <w:r>
+        <w:t xml:space="preserve"> </w:t>
+      </w:r>
+      <w:r>
+        <w:t xml:space="preserve">is the 771 catalysts that got at least 20 measurements at one temperature. On</w:t>
+      </w:r>
+      <w:r>
+        <w:t xml:space="preserve"> </w:t>
+      </w:r>
+      <w:r>
+        <w:t xml:space="preserve">that set, the link between how much a catalyst was measured and how good it looks disappears: the</w:t>
+      </w:r>
+      <w:r>
+        <w:t xml:space="preserve"> </w:t>
+      </w:r>
+      <w:r>
+        <w:t xml:space="preserve">correlation falls from 0.293 to 0.003. Our score on that set is lower. We report both numbers.</w:t>
+      </w:r>
+    </w:p>
+    <w:p>
+      <w:pPr>
+        <w:pStyle w:val="BodyText"/>
+      </w:pPr>
+      <w:r>
+        <w:t xml:space="preserve">We also ruled out the obvious objection, that the drop is just from scoring fewer catalysts. We drew</w:t>
+      </w:r>
+      <w:r>
+        <w:t xml:space="preserve"> </w:t>
+      </w:r>
+      <w:r>
+        <w:t xml:space="preserve">300 random groups of 771 from the same predictions. Those score 0.767, in a range of 0.756 to 0.780.</w:t>
+      </w:r>
+      <w:r>
+        <w:t xml:space="preserve"> </w:t>
+      </w:r>
+      <w:r>
+        <w:t xml:space="preserve">Our equal-effort score of 0.724 is below that range. So the drop is real.</w:t>
+      </w:r>
+    </w:p>
+    <w:p>
+      <w:pPr>
+        <w:pStyle w:val="BodyText"/>
+      </w:pPr>
+      <w:r>
+        <w:rPr>
+          <w:b/>
+          <w:bCs/>
+        </w:rPr>
+        <w:t xml:space="preserve">The test we trust most.</w:t>
+      </w:r>
+      <w:r>
+        <w:t xml:space="preserve"> </w:t>
+      </w:r>
+      <w:r>
+        <w:t xml:space="preserve">We trained the same model to predict</w:t>
+      </w:r>
+      <w:r>
+        <w:t xml:space="preserve"> </w:t>
+      </w:r>
+      <w:r>
+        <w:rPr>
+          <w:i/>
+          <w:iCs/>
+        </w:rPr>
+        <w:t xml:space="preserve">how many times a catalyst was</w:t>
+      </w:r>
+      <w:r>
+        <w:rPr>
+          <w:i/>
+          <w:iCs/>
+        </w:rPr>
+        <w:t xml:space="preserve"> </w:t>
+      </w:r>
+      <w:r>
+        <w:rPr>
+          <w:i/>
+          <w:iCs/>
+        </w:rPr>
+        <w:t xml:space="preserve">measured</w:t>
+      </w:r>
+      <w:r>
+        <w:t xml:space="preserve">. It never saw a yield. Ranking catalysts by that alone gives a rank correlation of 0.400</w:t>
+      </w:r>
+      <w:r>
+        <w:t xml:space="preserve"> </w:t>
+      </w:r>
+      <w:r>
+        <w:t xml:space="preserve">with real best yield — but it finds top performers at 0.87×, which is no better than picking at</w:t>
+      </w:r>
+      <w:r>
+        <w:t xml:space="preserve"> </w:t>
+      </w:r>
+      <w:r>
+        <w:t xml:space="preserve">random. So rank correlation can be partly bought with experimental effort. Enrichment cannot. That is</w:t>
+      </w:r>
+      <w:r>
+        <w:t xml:space="preserve"> </w:t>
+      </w:r>
+      <w:r>
+        <w:t xml:space="preserve">why we treat enrichment as our main metric.</w:t>
+      </w:r>
+    </w:p>
+    <w:p>
+      <w:pPr>
+        <w:pStyle w:val="BodyText"/>
+      </w:pPr>
+      <w:r>
+        <w:rPr>
+          <w:b/>
+          <w:bCs/>
+        </w:rPr>
+        <w:t xml:space="preserve">One limit this exposes.</w:t>
+      </w:r>
+      <w:r>
+        <w:t xml:space="preserve"> </w:t>
+      </w:r>
+      <w:r>
+        <w:t xml:space="preserve">Among the catalysts the model ranks highest, its internal ordering is</w:t>
+      </w:r>
+      <w:r>
+        <w:t xml:space="preserve"> </w:t>
+      </w:r>
+      <w:r>
+        <w:t xml:space="preserve">close to meaningless: rank correlation inside its top 150 picks is 0.179, and inside its top 20 it is</w:t>
+      </w:r>
+      <w:r>
+        <w:t xml:space="preserve"> </w:t>
+      </w:r>
+      <w:r>
+        <w:t xml:space="preserve">−0.066. The model picks a good</w:t>
+      </w:r>
+      <w:r>
+        <w:t xml:space="preserve"> </w:t>
+      </w:r>
+      <w:r>
+        <w:rPr>
+          <w:i/>
+          <w:iCs/>
+        </w:rPr>
+        <w:t xml:space="preserve">set</w:t>
+      </w:r>
+      <w:r>
+        <w:t xml:space="preserve"> </w:t>
+      </w:r>
+      <w:r>
+        <w:t xml:space="preserve">— its top 20 average 17.3% best yield against about 10.5% for</w:t>
+      </w:r>
+      <w:r>
+        <w:t xml:space="preserve"> </w:t>
+      </w:r>
+      <w:r>
+        <w:t xml:space="preserve">the whole library — but it cannot tell you which one inside that set is best. A shortlist should be</w:t>
+      </w:r>
+      <w:r>
+        <w:t xml:space="preserve"> </w:t>
+      </w:r>
+      <w:r>
+        <w:t xml:space="preserve">treated as a group to test, not as a ranking to trust.</w:t>
       </w:r>
     </w:p>
     <w:bookmarkEnd w:id="15"/>

--- a/ocm_progress_report.docx
+++ b/ocm_progress_report.docx
@@ -2,7 +2,7 @@
 <file path=word/document.xml><?xml version="1.0" encoding="utf-8"?>
 <w:document xmlns:w="http://schemas.openxmlformats.org/wordprocessingml/2006/main" xmlns:m="http://schemas.openxmlformats.org/officeDocument/2006/math" xmlns:r="http://schemas.openxmlformats.org/officeDocument/2006/relationships" xmlns:o="urn:schemas-microsoft-com:office:office" xmlns:v="urn:schemas-microsoft-com:vml" xmlns:w10="urn:schemas-microsoft-com:office:word" xmlns:a="http://schemas.openxmlformats.org/drawingml/2006/main" xmlns:pic="http://schemas.openxmlformats.org/drawingml/2006/picture" xmlns:wp="http://schemas.openxmlformats.org/drawingml/2006/wordprocessingDrawing">
   <w:body>
-    <w:bookmarkStart w:id="24" w:name="ocm-project-progress-report"/>
+    <w:bookmarkStart w:id="25" w:name="ocm-project-progress-report"/>
     <w:p>
       <w:pPr>
         <w:pStyle w:val="Heading1"/>
@@ -58,7 +58,7 @@
         <w:t xml:space="preserve"> </w:t>
       </w:r>
       <w:r>
-        <w:t xml:space="preserve">31 August 2026</w:t>
+        <w:t xml:space="preserve">7 September 2026</w:t>
       </w:r>
       <w:r>
         <w:t xml:space="preserve"> </w:t>
@@ -2259,13 +2259,37 @@
       </w:r>
     </w:p>
     <w:bookmarkEnd w:id="21"/>
-    <w:bookmarkStart w:id="22" w:name="what-comes-next"/>
+    <w:bookmarkStart w:id="22" w:name="a-second-check-done-afterwards"/>
     <w:p>
       <w:pPr>
         <w:pStyle w:val="Heading2"/>
       </w:pPr>
       <w:r>
-        <w:t xml:space="preserve">9. What comes next</w:t>
+        <w:t xml:space="preserve">9. A second check, done afterwards</w:t>
+      </w:r>
+    </w:p>
+    <w:p>
+      <w:pPr>
+        <w:pStyle w:val="FirstParagraph"/>
+      </w:pPr>
+      <w:r>
+        <w:t xml:space="preserve">We then checked every number in our own handover document against the data itself. We did not trust the document. We recomputed each figure from the raw file, or re-read it from the stored result files.</w:t>
+      </w:r>
+    </w:p>
+    <w:p>
+      <w:pPr>
+        <w:pStyle w:val="BodyText"/>
+      </w:pPr>
+      <w:r>
+        <w:t xml:space="preserve">Most numbers held. Every headline figure came out exactly right. We also re-ran two whole experiments from scratch. Both reproduced the stored results digit for digit, even though the software libraries had moved on several versions in between.</w:t>
+      </w:r>
+    </w:p>
+    <w:p>
+      <w:pPr>
+        <w:pStyle w:val="BodyText"/>
+      </w:pPr>
+      <w:r>
+        <w:t xml:space="preserve">Three numbers had no source at all. No script computed them. Two of the three were wrong.</w:t>
       </w:r>
     </w:p>
     <w:p>
@@ -2281,13 +2305,26 @@
           <w:b/>
           <w:bCs/>
         </w:rPr>
-        <w:t xml:space="preserve">Send the corrected work note and reply to Prof. Taniike.</w:t>
-      </w:r>
-      <w:r>
-        <w:t xml:space="preserve"> </w:t>
-      </w:r>
-      <w:r>
-        <w:t xml:space="preserve">Both are ready.</w:t>
+        <w:t xml:space="preserve">A measurement-budget figure.</w:t>
+      </w:r>
+      <w:r>
+        <w:t xml:space="preserve"> </w:t>
+      </w:r>
+      <w:r>
+        <w:t xml:space="preserve">We had told Prof. Taniike that measuring 20 runs per catalyst instead of 135 reproduces the full ranking at 0.955. Recomputing it gives</w:t>
+      </w:r>
+      <w:r>
+        <w:t xml:space="preserve"> </w:t>
+      </w:r>
+      <w:r>
+        <w:rPr>
+          <w:b/>
+          <w:bCs/>
+        </w:rPr>
+        <w:t xml:space="preserve">0.949</w:t>
+      </w:r>
+      <w:r>
+        <w:t xml:space="preserve">. The 0.955 figure belongs to a 25-run plan, not a 20-run one. We also found the plan only applies to 759 catalysts, not the 811 we quoted. All three numbers are corrected in the note.</w:t>
       </w:r>
     </w:p>
     <w:p>
@@ -2303,35 +2340,108 @@
           <w:b/>
           <w:bCs/>
         </w:rPr>
-        <w:t xml:space="preserve">Run the prospective validation.</w:t>
-      </w:r>
-      <w:r>
-        <w:t xml:space="preserve"> </w:t>
-      </w:r>
-      <w:r>
-        <w:t xml:space="preserve">He offered to synthesise our candidates. This is the strongest path to publication.</w:t>
-      </w:r>
-    </w:p>
-    <w:p>
-      <w:pPr>
-        <w:pStyle w:val="Compact"/>
-        <w:numPr>
-          <w:ilvl w:val="0"/>
-          <w:numId w:val="1003"/>
-        </w:numPr>
-      </w:pPr>
+        <w:t xml:space="preserve">A test about the 27 settings.</w:t>
+      </w:r>
+      <w:r>
+        <w:t xml:space="preserve"> </w:t>
+      </w:r>
+      <w:r>
+        <w:t xml:space="preserve">We had claimed a statistical signature proved the 27 rows in each cell are a complete set rather than a truncated one. No script ever computed that signature. The conclusion is right, but we had missed a much simpler proof:</w:t>
+      </w:r>
+      <w:r>
+        <w:t xml:space="preserve"> </w:t>
+      </w:r>
       <w:r>
         <w:rPr>
           <w:b/>
           <w:bCs/>
         </w:rPr>
-        <w:t xml:space="preserve">Ask for the missing condition data.</w:t>
-      </w:r>
-      <w:r>
-        <w:t xml:space="preserve"> </w:t>
-      </w:r>
-      <w:r>
-        <w:t xml:space="preserve">Each catalyst is run at 5 temperatures under about 27 reaction-condition settings each. That is 135 runs per catalyst, and it matches the number Prof. Taniike quotes. We can see the structure in the row counts: 15 catalysts hold exactly 135 rows, and every one of them splits as exactly 27 rows at each of the 5 temperatures. But the file does not record what those 27 settings are. Because they are missing, 19.9% of the yield variance cannot be explained by composition and temperature alone. This is not noise. It is real chemistry we simply cannot see. Getting those columns would help more than any modelling change.</w:t>
+        <w:t xml:space="preserve">104 cells hold more than 27 rows</w:t>
+      </w:r>
+      <w:r>
+        <w:t xml:space="preserve">, which a</w:t>
+      </w:r>
+      <w:r>
+        <w:t xml:space="preserve"> </w:t>
+      </w:r>
+      <w:r>
+        <w:t xml:space="preserve">“keep only the top 27”</w:t>
+      </w:r>
+      <w:r>
+        <w:t xml:space="preserve"> </w:t>
+      </w:r>
+      <w:r>
+        <w:t xml:space="preserve">export could not produce. We now use the count.</w:t>
+      </w:r>
+    </w:p>
+    <w:p>
+      <w:pPr>
+        <w:pStyle w:val="FirstParagraph"/>
+      </w:pPr>
+      <w:r>
+        <w:rPr>
+          <w:b/>
+          <w:bCs/>
+        </w:rPr>
+        <w:t xml:space="preserve">A discovery about the file itself.</w:t>
+      </w:r>
+      <w:r>
+        <w:t xml:space="preserve"> </w:t>
+      </w:r>
+      <w:r>
+        <w:t xml:space="preserve">We wanted to know whether the 27 rows in each cell are 27 different reaction conditions, or 27 samples taken over time from a single run. This matters. If it is time, then a catalyst’s best number is what it does when fresh, not what it sustains. Two earlier attempts to settle it failed. We now know why.</w:t>
+      </w:r>
+      <w:r>
+        <w:t xml:space="preserve"> </w:t>
+      </w:r>
+      <w:r>
+        <w:rPr>
+          <w:b/>
+          <w:bCs/>
+        </w:rPr>
+        <w:t xml:space="preserve">The file stores every cell sorted from highest yield to lowest.</w:t>
+      </w:r>
+      <w:r>
+        <w:t xml:space="preserve"> </w:t>
+      </w:r>
+      <w:r>
+        <w:t xml:space="preserve">Row order records rank, not the order in which the measurements were taken. So no further analysis of this file can answer the question. Only the lab can. The work note already asks.</w:t>
+      </w:r>
+    </w:p>
+    <w:p>
+      <w:pPr>
+        <w:pStyle w:val="BodyText"/>
+      </w:pPr>
+      <w:r>
+        <w:rPr>
+          <w:b/>
+          <w:bCs/>
+        </w:rPr>
+        <w:t xml:space="preserve">We bounded the risk instead.</w:t>
+      </w:r>
+      <w:r>
+        <w:t xml:space="preserve"> </w:t>
+      </w:r>
+      <w:r>
+        <w:t xml:space="preserve">We tested what would change if the question were answered the way we did not expect. We ranked catalysts by their worst measurement rather than their best. The two rankings do disagree at the top: only 7 of the top 20 catalysts are the same. But a model trained on the best measurement still ranks catalysts nearly as well when judged against the worst. It loses 0.017 in rank correlation, which is less than we gain by simply averaging over random seeds. It still finds good catalysts about 4 times faster than random choice, whichever way we judge it.</w:t>
+      </w:r>
+    </w:p>
+    <w:p>
+      <w:pPr>
+        <w:pStyle w:val="BodyText"/>
+      </w:pPr>
+      <w:r>
+        <w:rPr>
+          <w:b/>
+          <w:bCs/>
+        </w:rPr>
+        <w:t xml:space="preserve">The answer changes the labels. It does not change which catalysts we would tell the lab to make.</w:t>
+      </w:r>
+      <w:r>
+        <w:t xml:space="preserve"> </w:t>
+      </w:r>
+      <w:r>
+        <w:t xml:space="preserve">So this question is worth asking, but the campaign does not have to wait for the reply.</w:t>
       </w:r>
     </w:p>
     <w:p>
@@ -2342,21 +2452,13 @@
       </w:r>
     </w:p>
     <w:bookmarkEnd w:id="22"/>
-    <w:bookmarkStart w:id="23" w:name="what-we-can-claim-honestly"/>
+    <w:bookmarkStart w:id="23" w:name="what-comes-next"/>
     <w:p>
       <w:pPr>
         <w:pStyle w:val="Heading2"/>
       </w:pPr>
       <w:r>
-        <w:t xml:space="preserve">10. What we can claim honestly</w:t>
-      </w:r>
-    </w:p>
-    <w:p>
-      <w:pPr>
-        <w:pStyle w:val="FirstParagraph"/>
-      </w:pPr>
-      <w:r>
-        <w:t xml:space="preserve">We can claim three things.</w:t>
+        <w:t xml:space="preserve">10. What comes next</w:t>
       </w:r>
     </w:p>
     <w:p>
@@ -2372,13 +2474,13 @@
           <w:b/>
           <w:bCs/>
         </w:rPr>
-        <w:t xml:space="preserve">A validation finding.</w:t>
-      </w:r>
-      <w:r>
-        <w:t xml:space="preserve"> </w:t>
-      </w:r>
-      <w:r>
-        <w:t xml:space="preserve">We documented a case where a literature-transfer method looked strong under standard cross-validation and failed under catalyst-grouped validation. We identified the mechanism. Random splits are common in this field, so this is worth reporting.</w:t>
+        <w:t xml:space="preserve">Send the corrected work note and reply to Prof. Taniike.</w:t>
+      </w:r>
+      <w:r>
+        <w:t xml:space="preserve"> </w:t>
+      </w:r>
+      <w:r>
+        <w:t xml:space="preserve">Both are ready.</w:t>
       </w:r>
     </w:p>
     <w:p>
@@ -2394,13 +2496,13 @@
           <w:b/>
           <w:bCs/>
         </w:rPr>
-        <w:t xml:space="preserve">A working screening tool.</w:t>
-      </w:r>
-      <w:r>
-        <w:t xml:space="preserve"> </w:t>
-      </w:r>
-      <w:r>
-        <w:t xml:space="preserve">The model ranks unseen catalysts well enough to guide synthesis.</w:t>
+        <w:t xml:space="preserve">Run the prospective validation.</w:t>
+      </w:r>
+      <w:r>
+        <w:t xml:space="preserve"> </w:t>
+      </w:r>
+      <w:r>
+        <w:t xml:space="preserve">He offered to synthesise our candidates. This is the strongest path to publication.</w:t>
       </w:r>
     </w:p>
     <w:p>
@@ -2416,6 +2518,97 @@
           <w:b/>
           <w:bCs/>
         </w:rPr>
+        <w:t xml:space="preserve">Ask for the missing condition data.</w:t>
+      </w:r>
+      <w:r>
+        <w:t xml:space="preserve"> </w:t>
+      </w:r>
+      <w:r>
+        <w:t xml:space="preserve">Each catalyst is run at 5 temperatures under about 27 reaction-condition settings each. That is 135 runs per catalyst, and it matches the number Prof. Taniike quotes. We can see the structure in the row counts: 15 catalysts hold exactly 135 rows, and every one of them splits as exactly 27 rows at each of the 5 temperatures. But the file does not record what those 27 settings are. Because they are missing, 19.9% of the yield variance cannot be explained by composition and temperature alone. This is not noise. It is real chemistry we simply cannot see. Getting those columns would help more than any modelling change.</w:t>
+      </w:r>
+    </w:p>
+    <w:p>
+      <w:r>
+        <w:pict>
+          <v:rect style="width:0;height:1.5pt" o:hralign="center" o:hrstd="t" o:hr="t"/>
+        </w:pict>
+      </w:r>
+    </w:p>
+    <w:bookmarkEnd w:id="23"/>
+    <w:bookmarkStart w:id="24" w:name="what-we-can-claim-honestly"/>
+    <w:p>
+      <w:pPr>
+        <w:pStyle w:val="Heading2"/>
+      </w:pPr>
+      <w:r>
+        <w:t xml:space="preserve">11. What we can claim honestly</w:t>
+      </w:r>
+    </w:p>
+    <w:p>
+      <w:pPr>
+        <w:pStyle w:val="FirstParagraph"/>
+      </w:pPr>
+      <w:r>
+        <w:t xml:space="preserve">We can claim three things.</w:t>
+      </w:r>
+    </w:p>
+    <w:p>
+      <w:pPr>
+        <w:pStyle w:val="Compact"/>
+        <w:numPr>
+          <w:ilvl w:val="0"/>
+          <w:numId w:val="1005"/>
+        </w:numPr>
+      </w:pPr>
+      <w:r>
+        <w:rPr>
+          <w:b/>
+          <w:bCs/>
+        </w:rPr>
+        <w:t xml:space="preserve">A validation finding.</w:t>
+      </w:r>
+      <w:r>
+        <w:t xml:space="preserve"> </w:t>
+      </w:r>
+      <w:r>
+        <w:t xml:space="preserve">We documented a case where a literature-transfer method looked strong under standard cross-validation and failed under catalyst-grouped validation. We identified the mechanism. Random splits are common in this field, so this is worth reporting.</w:t>
+      </w:r>
+    </w:p>
+    <w:p>
+      <w:pPr>
+        <w:pStyle w:val="Compact"/>
+        <w:numPr>
+          <w:ilvl w:val="0"/>
+          <w:numId w:val="1005"/>
+        </w:numPr>
+      </w:pPr>
+      <w:r>
+        <w:rPr>
+          <w:b/>
+          <w:bCs/>
+        </w:rPr>
+        <w:t xml:space="preserve">A working screening tool.</w:t>
+      </w:r>
+      <w:r>
+        <w:t xml:space="preserve"> </w:t>
+      </w:r>
+      <w:r>
+        <w:t xml:space="preserve">The model ranks unseen catalysts well enough to guide synthesis.</w:t>
+      </w:r>
+    </w:p>
+    <w:p>
+      <w:pPr>
+        <w:pStyle w:val="Compact"/>
+        <w:numPr>
+          <w:ilvl w:val="0"/>
+          <w:numId w:val="1005"/>
+        </w:numPr>
+      </w:pPr>
+      <w:r>
+        <w:rPr>
+          <w:b/>
+          <w:bCs/>
+        </w:rPr>
         <w:t xml:space="preserve">A scoping result.</w:t>
       </w:r>
       <w:r>
@@ -2427,14 +2620,36 @@
     </w:p>
     <w:p>
       <w:pPr>
+        <w:pStyle w:val="Compact"/>
+        <w:numPr>
+          <w:ilvl w:val="0"/>
+          <w:numId w:val="1005"/>
+        </w:numPr>
+      </w:pPr>
+      <w:r>
+        <w:rPr>
+          <w:b/>
+          <w:bCs/>
+        </w:rPr>
+        <w:t xml:space="preserve">A robustness result.</w:t>
+      </w:r>
+      <w:r>
+        <w:t xml:space="preserve"> </w:t>
+      </w:r>
+      <w:r>
+        <w:t xml:space="preserve">Our recommendation does not depend on an open question about how the data was collected. We tested it both ways and the shortlist barely moves.</w:t>
+      </w:r>
+    </w:p>
+    <w:p>
+      <w:pPr>
         <w:pStyle w:val="FirstParagraph"/>
       </w:pPr>
       <w:r>
         <w:t xml:space="preserve">We cannot claim that PFT improves prediction. We tested it properly, and it does not.</w:t>
       </w:r>
     </w:p>
-    <w:bookmarkEnd w:id="23"/>
     <w:bookmarkEnd w:id="24"/>
+    <w:bookmarkEnd w:id="25"/>
     <w:sectPr>
       <w:footnotePr>
         <w:numRestart w:val="eachSect"/>
@@ -2800,6 +3015,36 @@
     </w:lvlOverride>
   </w:num>
   <w:num w:numId="1004">
+    <w:abstractNumId w:val="99411"/>
+    <w:lvlOverride w:ilvl="0">
+      <w:startOverride w:val="1"/>
+    </w:lvlOverride>
+    <w:lvlOverride w:ilvl="1">
+      <w:startOverride w:val="1"/>
+    </w:lvlOverride>
+    <w:lvlOverride w:ilvl="2">
+      <w:startOverride w:val="1"/>
+    </w:lvlOverride>
+    <w:lvlOverride w:ilvl="3">
+      <w:startOverride w:val="1"/>
+    </w:lvlOverride>
+    <w:lvlOverride w:ilvl="4">
+      <w:startOverride w:val="1"/>
+    </w:lvlOverride>
+    <w:lvlOverride w:ilvl="5">
+      <w:startOverride w:val="1"/>
+    </w:lvlOverride>
+    <w:lvlOverride w:ilvl="6">
+      <w:startOverride w:val="1"/>
+    </w:lvlOverride>
+    <w:lvlOverride w:ilvl="7">
+      <w:startOverride w:val="1"/>
+    </w:lvlOverride>
+    <w:lvlOverride w:ilvl="8">
+      <w:startOverride w:val="1"/>
+    </w:lvlOverride>
+  </w:num>
+  <w:num w:numId="1005">
     <w:abstractNumId w:val="99411"/>
     <w:lvlOverride w:ilvl="0">
       <w:startOverride w:val="1"/>
